--- a/Nexus_Presentation.docx
+++ b/Nexus_Presentation.docx
@@ -110,7 +110,163 @@
         <w:pStyle w:val="ListBullet"/>
       </w:pPr>
       <w:r>
-        <w:t>3. Cas d’utilisation</w:t>
+        <w:t>3. Cas d'utilisation (UC1 a UC13)</w:t>
+      </w:r>
+    </w:p>
+    <w:p>
+      <w:r>
+        <w:t xml:space="preserve">Resultat : Le mot de passe est modifie immediatement ; l'evenement est enregistre dans le journal d'audit (password_changed).</w:t>
+      </w:r>
+    </w:p>
+    <w:p>
+      <w:pPr>
+        <w:pStyle w:val="ListNumber"/>
+      </w:pPr>
+      <w:r>
+        <w:t xml:space="preserve">Nexus verifie la correspondance et met a jour le hash bcrypt.</w:t>
+      </w:r>
+    </w:p>
+    <w:p>
+      <w:pPr>
+        <w:pStyle w:val="ListNumber"/>
+      </w:pPr>
+      <w:r>
+        <w:t xml:space="preserve">Il saisit le nouveau mot de passe (min. 8 caracteres) et le confirme.</w:t>
+      </w:r>
+    </w:p>
+    <w:p>
+      <w:pPr>
+        <w:pStyle w:val="ListNumber"/>
+      </w:pPr>
+      <w:r>
+        <w:t xml:space="preserve">Depuis les Parametres, section « Securite », l'utilisateur saisit son mot de passe actuel pour confirmer son identite.</w:t>
+      </w:r>
+    </w:p>
+    <w:p>
+      <w:r>
+        <w:t xml:space="preserve">Deroulement :</w:t>
+      </w:r>
+    </w:p>
+    <w:p>
+      <w:r>
+        <w:t xml:space="preserve">Declencheur : L'utilisateur souhaite changer son mot de passe sans passer par le flux Mot de passe oublie (il connait encore l'actuel).</w:t>
+      </w:r>
+    </w:p>
+    <w:p>
+      <w:r>
+        <w:t xml:space="preserve">Acteur : Utilisateur connecte</w:t>
+      </w:r>
+    </w:p>
+    <w:p>
+      <w:pPr>
+        <w:pStyle w:val="Heading2"/>
+      </w:pPr>
+      <w:r>
+        <w:t xml:space="preserve">UC13 - Changement de mot de passe depuis le profil</w:t>
+      </w:r>
+    </w:p>
+    <w:p>
+      <w:r>
+        <w:t xml:space="preserve">Resultat : Les identifiants sont mis a jour. L'e-mail n'est modifie qu'apres confirmation, garantissant que l'utilisateur controle bien la nouvelle adresse.</w:t>
+      </w:r>
+    </w:p>
+    <w:p>
+      <w:pPr>
+        <w:pStyle w:val="ListNumber"/>
+      </w:pPr>
+      <w:r>
+        <w:t xml:space="preserve">L'utilisateur clique sur le lien dans l'e-mail recu ; la nouvelle adresse est alors appliquee en base.</w:t>
+      </w:r>
+    </w:p>
+    <w:p>
+      <w:pPr>
+        <w:pStyle w:val="ListNumber"/>
+      </w:pPr>
+      <w:r>
+        <w:t xml:space="preserve">Pour changer l'e-mail, il saisit la nouvelle adresse ; Nexus envoie un lien de confirmation a cette adresse (valable 1 heure).</w:t>
+      </w:r>
+    </w:p>
+    <w:p>
+      <w:pPr>
+        <w:pStyle w:val="ListNumber"/>
+      </w:pPr>
+      <w:r>
+        <w:t xml:space="preserve">Depuis les Parametres, section « Identifiants », l'utilisateur saisit un nouveau nom d'utilisateur (min. 3 caracteres, pas d'arobase, unicite verifiee) et valide.</w:t>
+      </w:r>
+    </w:p>
+    <w:p>
+      <w:r>
+        <w:t xml:space="preserve">Deroulement :</w:t>
+      </w:r>
+    </w:p>
+    <w:p>
+      <w:r>
+        <w:t xml:space="preserve">Declencheur : L'utilisateur souhaite changer son nom d'utilisateur ou son adresse e-mail.</w:t>
+      </w:r>
+    </w:p>
+    <w:p>
+      <w:r>
+        <w:t xml:space="preserve">Acteur : Utilisateur connecte</w:t>
+      </w:r>
+    </w:p>
+    <w:p>
+      <w:pPr>
+        <w:pStyle w:val="Heading2"/>
+      </w:pPr>
+      <w:r>
+        <w:t xml:space="preserve">UC12 - Modification des identifiants (nom d'utilisateur et e-mail)</w:t>
+      </w:r>
+    </w:p>
+    <w:p>
+      <w:r>
+        <w:t xml:space="preserve">Resultat : Le profil affiche les nouvelles informations ; l'avatar apparait a la place des initiales.</w:t>
+      </w:r>
+    </w:p>
+    <w:p>
+      <w:pPr>
+        <w:pStyle w:val="ListNumber"/>
+      </w:pPr>
+      <w:r>
+        <w:t xml:space="preserve">Il enregistre ; les modifications sont appliquees immediatement.</w:t>
+      </w:r>
+    </w:p>
+    <w:p>
+      <w:pPr>
+        <w:pStyle w:val="ListNumber"/>
+      </w:pPr>
+      <w:r>
+        <w:t xml:space="preserve">Il peut televerser un avatar (JPEG/PNG/WebP, redimensionne a 160x160 et stocke en base64), renseigner son nom complet, telephone, date de naissance, genre et adresse.</w:t>
+      </w:r>
+    </w:p>
+    <w:p>
+      <w:pPr>
+        <w:pStyle w:val="ListNumber"/>
+      </w:pPr>
+      <w:r>
+        <w:t xml:space="preserve">Depuis son profil, l'utilisateur clique sur « Parametres ».</w:t>
+      </w:r>
+    </w:p>
+    <w:p>
+      <w:r>
+        <w:t xml:space="preserve">Deroulement :</w:t>
+      </w:r>
+    </w:p>
+    <w:p>
+      <w:r>
+        <w:t xml:space="preserve">Declencheur : L'utilisateur souhaite personnaliser ses informations personnelles ou sa photo de profil.</w:t>
+      </w:r>
+    </w:p>
+    <w:p>
+      <w:r>
+        <w:t xml:space="preserve">Acteur : Utilisateur connecte</w:t>
+      </w:r>
+    </w:p>
+    <w:p>
+      <w:pPr>
+        <w:pStyle w:val="Heading2"/>
+      </w:pPr>
+      <w:r>
+        <w:t xml:space="preserve">UC11 - Mise a jour du profil etendu</w:t>
       </w:r>
     </w:p>
     <w:p>
@@ -331,6 +487,14 @@
       </w:pPr>
       <w:r>
         <w:t>Site public avec documentation intégrée (guides développeurs et guides utilisateurs) et un formulaire self-service pour qu’une nouvelle application demande à être connectée à Nexus.</w:t>
+      </w:r>
+    </w:p>
+    <w:p>
+      <w:pPr>
+        <w:pStyle w:val="ListBullet"/>
+      </w:pPr>
+      <w:r>
+        <w:t xml:space="preserve">Gestion du profil en self-service : chaque utilisateur peut personnaliser son avatar, ses informations personnelles (nom complet, telephone, date de naissance, genre, adresse) et mettre a jour ses identifiants (nom d'utilisateur, adresse e-mail avec confirmation par lien, mot de passe) directement depuis son espace personnel.</w:t>
       </w:r>
     </w:p>
     <w:p>
@@ -729,7 +893,7 @@
           <w:b w:val="0"/>
           <w:i w:val="0"/>
         </w:rPr>
-        <w:t>Colonnes clés : id, username, email, password_hash (bcrypt), is_admin, is_active, totp_secret (chiffré AES-256-GCM), totp_enabled, backup_codes (hachés bcrypt), failed_login_count, locked_until.</w:t>
+        <w:t>Colonnes clés : id, username, email, password_hash (bcrypt), is_admin, is_active, totp_secret (chiffré AES-256-GCM), totp_enabled, backup_codes (hachés bcrypt), failed_login_count, locked_until Colonnes profil etendu : full_name, phone, birth_date, gender, address, avatar (JPEG 160x160 encode en base64).</w:t>
       </w:r>
     </w:p>
     <w:p>
@@ -2939,6 +3103,11 @@
           <w:i w:val="0"/>
         </w:rPr>
         <w:t>Seuls les comptes marqués is_admin = Vrai dans la base de données peuvent accéder au panneau d’administration (/admin). Une condition supplémentaire, stricte, s’applique : la double authentification (2FA) doit être activée sur ce compte. Si un administrateur n’a pas encore activé sa 2FA, il est automatiquement redirigé vers l’écran d’activation avant de pouvoir continuer.</w:t>
+      </w:r>
+    </w:p>
+    <w:p>
+      <w:r>
+        <w:t xml:space="preserve">Le premier compte administrateur est cree automatiquement au demarrage si aucun admin n'existe encore, a partir de trois variables d'environnement : ADMIN_BOOTSTRAP_EMAIL, ADMIN_BOOTSTRAP_USERNAME et ADMIN_BOOTSTRAP_PASSWORD. Si un compte portant cet e-mail existe deja sans etre administrateur, il est promu automatiquement. Ces variables doivent etre supprimees apres le premier demarrage reussi.</w:t>
       </w:r>
     </w:p>
     <w:p>
@@ -3795,7 +3964,7 @@
           <w:b w:val="0"/>
           <w:i w:val="0"/>
         </w:rPr>
-        <w:t>Nexus répond à un besoin concret : permettre à plusieurs applications de faire confiance à une seule identité, sans jamais partager de mot de passe, en s’appuyant sur des standards ouverts reconnus (OAuth 2.0, OpenID Connect, PKCE). Le projet couvre l’ensemble du cycle de vie attendu d’un service d’authentification professionnel : inscription et connexion sécurisées, double authentification, consentement explicite et révocable, rotation automatique des clés cryptographiques, traçabilité complète des événements de sécurité, et un parcours self-service permettant à de nouvelles applications de rejoindre la plateforme sous contrôle humain.</w:t>
+        <w:t>Nexus répond à un besoin concret : permettre à plusieurs applications de faire confiance à une seule identité, sans jamais partager de mot de passe, en s’appuyant sur des standards ouverts reconnus (OAuth 2.0, OpenID Connect, PKCE). Le projet couvre l’ensemble du cycle de vie attendu d’un service d’authentification professionnel : inscription et connexion sécurisées, double authentification, consentement explicite et révocable, rotation automatique des clés cryptographiques, traçabilité complète des événements de sécurité, et un parcours self-service permettant à de nouvelles applications de rejoindre la plateforme sous contrôle humain. En complement, la gestion du profil etendu en self-service (avatar, informations personnelles, identifiants et mot de passe depuis l'espace personnel) renforce l'autonomie de l'utilisateur sans intervention d'un administrateur.</w:t>
       </w:r>
     </w:p>
     <w:p>

--- a/Nexus_Presentation.docx
+++ b/Nexus_Presentation.docx
@@ -56,7 +56,7 @@
           <w:color w:val="475569"/>
           <w:sz w:val="24"/>
         </w:rPr>
-        <w:t>Auteurs : AKSP, KOYE Leleda Mabelle</w:t>
+        <w:t>Auteurs : AHLI Pedro, KOYE Leleda Mabelle</w:t>
         <w:br/>
       </w:r>
       <w:r>
@@ -110,12 +110,12 @@
         <w:pStyle w:val="ListBullet"/>
       </w:pPr>
       <w:r>
-        <w:t>3. Cas d'utilisation (UC1 a UC13)</w:t>
-      </w:r>
-    </w:p>
-    <w:p>
-      <w:r>
-        <w:t xml:space="preserve">Resultat : Le mot de passe est modifie immediatement ; l'evenement est enregistre dans le journal d'audit (password_changed).</w:t>
+        <w:t>3. Cas d'utilisation (UC1 a UC15)</w:t>
+      </w:r>
+    </w:p>
+    <w:p>
+      <w:r>
+        <w:t>Resultat : Le mot de passe est modifie immediatement ; l'evenement est enregistre dans le journal d'audit (password_changed)., session_expired, slo_logout</w:t>
       </w:r>
     </w:p>
     <w:p>
@@ -267,6 +267,270 @@
       </w:pPr>
       <w:r>
         <w:t xml:space="preserve">UC11 - Mise a jour du profil etendu</w:t>
+      </w:r>
+    </w:p>
+    <w:p>
+      <w:pPr>
+        <w:jc w:val="center"/>
+      </w:pPr>
+      <w:r>
+        <w:t xml:space="preserve">Le endpoint /.well-known/openid-configuration declare desormais end_session_endpoint, backchannel_logout_supported et frontchannel_logout_supported pour la decouverte automatique par les clients OIDC.</w:t>
+      </w:r>
+    </w:p>
+    <w:p>
+      <w:pPr>
+        <w:pStyle w:val="ListBullet"/>
+      </w:pPr>
+      <w:r>
+        <w:t xml:space="preserve">Enregistre l'evenement slo_logout dans le journal d'audit.</w:t>
+      </w:r>
+    </w:p>
+    <w:p>
+      <w:pPr>
+        <w:pStyle w:val="ListBullet"/>
+      </w:pPr>
+      <w:r>
+        <w:t xml:space="preserve">Supprime la session Redis immediatement.</w:t>
+      </w:r>
+    </w:p>
+    <w:p>
+      <w:pPr>
+        <w:pStyle w:val="ListBullet"/>
+      </w:pPr>
+      <w:r>
+        <w:t xml:space="preserve">Envoie un logout token JWT RS256 en back-channel (HTTP POST) a chaque application ayant enregistre une backchannel_logout_uri. Le logout token contient le claim events avec la valeur http://schemas.openid.net/event/backchannel-logout.</w:t>
+      </w:r>
+    </w:p>
+    <w:p>
+      <w:pPr>
+        <w:pStyle w:val="ListBullet"/>
+      </w:pPr>
+      <w:r>
+        <w:t xml:space="preserve">Revoque tous les refresh tokens actifs de l'utilisateur en base de donnees.</w:t>
+      </w:r>
+    </w:p>
+    <w:p>
+      <w:pPr>
+        <w:jc w:val="center"/>
+      </w:pPr>
+      <w:r>
+        <w:t xml:space="preserve">Lorsque l'utilisateur se deconnecte via GET|POST /connect/end_session (OIDC RP-Initiated Logout RFC 9470), Nexus :</w:t>
+      </w:r>
+    </w:p>
+    <w:p>
+      <w:pPr>
+        <w:pStyle w:val="Heading3"/>
+      </w:pPr>
+      <w:r>
+        <w:t xml:space="preserve">Single Log-Out (SLO) — Back-Channel</w:t>
+      </w:r>
+    </w:p>
+    <w:p>
+      <w:pPr>
+        <w:pStyle w:val="ListBullet"/>
+      </w:pPr>
+      <w:r>
+        <w:t xml:space="preserve">max_age=N : force une re-auth si la session IdP a ete creee il y a plus de N secondes. Utiliser max_age=0 pour les actions hautement sensibles (cles API, validation de virement).</w:t>
+      </w:r>
+    </w:p>
+    <w:p>
+      <w:pPr>
+        <w:pStyle w:val="ListBullet"/>
+      </w:pPr>
+      <w:r>
+        <w:t xml:space="preserve">prompt=none : retourne une erreur login_required si aucune session active n'existe (flux silencieux, sans interaction utilisateur).</w:t>
+      </w:r>
+    </w:p>
+    <w:p>
+      <w:pPr>
+        <w:pStyle w:val="ListBullet"/>
+      </w:pPr>
+      <w:r>
+        <w:t xml:space="preserve">prompt=login : force une nouvelle saisie des identifiants meme si la session IdP est active.</w:t>
+      </w:r>
+    </w:p>
+    <w:p>
+      <w:pPr>
+        <w:jc w:val="center"/>
+      </w:pPr>
+      <w:r>
+        <w:t xml:space="preserve">Les applications clientes peuvent demander une re-authentification explicite sans attendre l'expiration de la session via les parametres OIDC :</w:t>
+      </w:r>
+    </w:p>
+    <w:p>
+      <w:pPr>
+        <w:pStyle w:val="Heading3"/>
+      </w:pPr>
+      <w:r>
+        <w:t xml:space="preserve">Re-authentification forcee (actions sensibles)</w:t>
+      </w:r>
+    </w:p>
+    <w:p>
+      <w:pPr>
+        <w:pStyle w:val="ListBullet"/>
+      </w:pPr>
+      <w:r>
+        <w:t xml:space="preserve">Local SP : chaque application cliente gere son propre timeout d'inactivite (recommande : 15 a 30 min). Si la session locale expire mais que la session IdP est encore active, la re-authentification est transparente (silent re-auth).</w:t>
+      </w:r>
+    </w:p>
+    <w:p>
+      <w:pPr>
+        <w:pStyle w:val="ListBullet"/>
+      </w:pPr>
+      <w:r>
+        <w:t xml:space="preserve">Absolu IdP — IDP_SESSION_ABSOLUTE_SECONDS (defaut 12 h) : meme un utilisateur actif est deconnecte apres 12 heures, garantissant une deconnexion au terme d'une journee de travail.</w:t>
+      </w:r>
+    </w:p>
+    <w:p>
+      <w:pPr>
+        <w:pStyle w:val="ListBullet"/>
+      </w:pPr>
+      <w:r>
+        <w:t xml:space="preserve">Idle (sliding) IdP — IDP_SESSION_IDLE_SECONDS (defaut 8 h) : la session IdP se renouvelle a chaque requete active. Si aucune activite n'est detectee pendant la duree configuree, l'utilisateur est automatiquement deconnecte de tout l'ecosysteme.</w:t>
+      </w:r>
+    </w:p>
+    <w:p>
+      <w:pPr>
+        <w:pStyle w:val="Heading3"/>
+      </w:pPr>
+      <w:r>
+        <w:t xml:space="preserve">Deux niveaux de timeout</w:t>
+      </w:r>
+    </w:p>
+    <w:p>
+      <w:pPr>
+        <w:jc w:val="center"/>
+      </w:pPr>
+      <w:r>
+        <w:t xml:space="preserve">Nexus implemente deux niveaux de timeout distincts, conformement aux recommandations pour les environnements SSO.</w:t>
+      </w:r>
+    </w:p>
+    <w:p>
+      <w:pPr>
+        <w:pStyle w:val="Heading2"/>
+      </w:pPr>
+      <w:r>
+        <w:t xml:space="preserve">3bis. Gestion des sessions SSO</w:t>
+      </w:r>
+    </w:p>
+    <w:p>
+      <w:r>
+        <w:t xml:space="preserve">Resultat : L'action sensible est protegee par une authentification fraiche. L'evenement login_success est enregistre avec le detail prompt=login.</w:t>
+      </w:r>
+    </w:p>
+    <w:p>
+      <w:pPr>
+        <w:pStyle w:val="ListNumber"/>
+      </w:pPr>
+      <w:r>
+        <w:t xml:space="preserve">Apres re-authentification reussie, un nouveau code d'autorisation est emis et echange contre de nouveaux tokens.</w:t>
+      </w:r>
+    </w:p>
+    <w:p>
+      <w:pPr>
+        <w:pStyle w:val="ListNumber"/>
+      </w:pPr>
+      <w:r>
+        <w:t xml:space="preserve">Nexus invalide la session IdP en cours et demande une nouvelle authentification complete (identifiants + 2FA si activee).</w:t>
+      </w:r>
+    </w:p>
+    <w:p>
+      <w:pPr>
+        <w:pStyle w:val="ListNumber"/>
+      </w:pPr>
+      <w:r>
+        <w:t xml:space="preserve">L'application detecte que l'action requiert une authentification fraiche et initie un nouveau flux /authorize avec prompt=login ou max_age=0.</w:t>
+      </w:r>
+    </w:p>
+    <w:p>
+      <w:r>
+        <w:t xml:space="preserve">Deroulement :</w:t>
+      </w:r>
+    </w:p>
+    <w:p>
+      <w:r>
+        <w:t xml:space="preserve">Declencheur : L'utilisateur tente une action hautement sensible (consultation de cles API, validation de transaction critique).</w:t>
+      </w:r>
+    </w:p>
+    <w:p>
+      <w:r>
+        <w:t xml:space="preserve">Acteur : Application cliente (Service Provider)</w:t>
+      </w:r>
+    </w:p>
+    <w:p>
+      <w:pPr>
+        <w:pStyle w:val="Heading2"/>
+      </w:pPr>
+      <w:r>
+        <w:t xml:space="preserve">UC15 - Re-authentification forcee pour action sensible</w:t>
+      </w:r>
+    </w:p>
+    <w:p>
+      <w:r>
+        <w:t xml:space="preserve">Resultat : L'utilisateur est deconnecte de Nexus et de toutes les applications liees. Les applications recevant le logout token invalidient leurs sessions locales correspondantes. L'evenement slo_logout est enregistre dans audit_logs.</w:t>
+      </w:r>
+    </w:p>
+    <w:p>
+      <w:pPr>
+        <w:pStyle w:val="ListNumber"/>
+      </w:pPr>
+      <w:r>
+        <w:t xml:space="preserve">L'utilisateur est redirige vers post_logout_redirect_uri (si enregistree) ou vers la page de confirmation.</w:t>
+      </w:r>
+    </w:p>
+    <w:p>
+      <w:pPr>
+        <w:pStyle w:val="ListNumber"/>
+      </w:pPr>
+      <w:r>
+        <w:t xml:space="preserve">La session Redis est supprimee et la session Flask effacee.</w:t>
+      </w:r>
+    </w:p>
+    <w:p>
+      <w:pPr>
+        <w:pStyle w:val="ListNumber"/>
+      </w:pPr>
+      <w:r>
+        <w:t xml:space="preserve">Pour chaque client ayant une backchannel_logout_uri, Nexus envoie un logout token JWT RS256 signe (best-effort, timeout 5 s).</w:t>
+      </w:r>
+    </w:p>
+    <w:p>
+      <w:pPr>
+        <w:pStyle w:val="ListNumber"/>
+      </w:pPr>
+      <w:r>
+        <w:t xml:space="preserve">Nexus revoque tous les refresh tokens actifs de l'utilisateur.</w:t>
+      </w:r>
+    </w:p>
+    <w:p>
+      <w:pPr>
+        <w:pStyle w:val="ListNumber"/>
+      </w:pPr>
+      <w:r>
+        <w:t xml:space="preserve">L'application envoie une requete GET ou POST /connect/end_session avec id_token_hint et post_logout_redirect_uri.</w:t>
+      </w:r>
+    </w:p>
+    <w:p>
+      <w:r>
+        <w:t xml:space="preserve">Deroulement :</w:t>
+      </w:r>
+    </w:p>
+    <w:p>
+      <w:r>
+        <w:t xml:space="preserve">Declencheur : L'utilisateur clique sur 'Deconnecter' depuis n'importe quelle application de l'ecosysteme SSO.</w:t>
+      </w:r>
+    </w:p>
+    <w:p>
+      <w:r>
+        <w:t xml:space="preserve">Acteur : Utilisateur connecte (ou application cliente)</w:t>
+      </w:r>
+    </w:p>
+    <w:p>
+      <w:pPr>
+        <w:pStyle w:val="Heading2"/>
+      </w:pPr>
+      <w:r>
+        <w:t xml:space="preserve">UC14 - Deconnexion globale (SLO)</w:t>
       </w:r>
     </w:p>
     <w:p>
@@ -3964,7 +4228,7 @@
           <w:b w:val="0"/>
           <w:i w:val="0"/>
         </w:rPr>
-        <w:t>Nexus répond à un besoin concret : permettre à plusieurs applications de faire confiance à une seule identité, sans jamais partager de mot de passe, en s’appuyant sur des standards ouverts reconnus (OAuth 2.0, OpenID Connect, PKCE). Le projet couvre l’ensemble du cycle de vie attendu d’un service d’authentification professionnel : inscription et connexion sécurisées, double authentification, consentement explicite et révocable, rotation automatique des clés cryptographiques, traçabilité complète des événements de sécurité, et un parcours self-service permettant à de nouvelles applications de rejoindre la plateforme sous contrôle humain. En complement, la gestion du profil etendu en self-service (avatar, informations personnelles, identifiants et mot de passe depuis l'espace personnel) renforce l'autonomie de l'utilisateur sans intervention d'un administrateur.</w:t>
+        <w:t>Nexus répond à un besoin concret : permettre à plusieurs applications de faire confiance à une seule identité, sans jamais partager de mot de passe, en s’appuyant sur des standards ouverts reconnus (OAuth 2.0, OpenID Connect, PKCE). Le projet couvre l’ensemble du cycle de vie attendu d’un service d’authentification professionnel : inscription et connexion sécurisées, double authentification, consentement explicite et révocable, rotation automatique des clés cryptographiques, traçabilité complète des événements de sécurité, et un parcours self-service permettant à de nouvelles applications de rejoindre la plateforme sous contrôle humain. En complement, la gestion du profil etendu en self-service (avatar, informations personnelles, identifiants et mot de passe depuis l'espace personnel) renforce l'autonomie de l'utilisateur sans intervention d'un administrateur. La gestion des sessions SSO a deux niveaux (idle 8 h / absolu 12 h), le Single Log-Out back-channel (RFC 9470) et la re-authentification forcee (prompt=login, max_age) completent l'ecosysteme pour repondre aux exigences de securite des environnements multi-applications.</w:t>
       </w:r>
     </w:p>
     <w:p>
@@ -3991,7 +4255,7 @@
           <w:b w:val="0"/>
           <w:i w:val="0"/>
         </w:rPr>
-        <w:t>Ce travail a été réalisé par AKSP et KOYE Leleda Mabelle, sous la supervision de M. TCHAYE, à Sanguéra (Togo), en juin 2026.</w:t>
+        <w:t>Ce travail a été réalisé par AHLI Pedro et KOYE Leleda Mabelle, sous la supervision de M. TCHAYE, à Sanguéra (Togo), en juin 2026.</w:t>
       </w:r>
     </w:p>
     <w:sectPr>
